--- a/Manual_do_Usuario.docx
+++ b/Manual_do_Usuario.docx
@@ -1,6 +1,6 @@
 
 <file path=word/document.xml><?xml version="1.0" encoding="utf-8"?>
-<w:document xmlns:wpc="http://schemas.microsoft.com/office/word/2010/wordprocessingCanvas" xmlns:cx="http://schemas.microsoft.com/office/drawing/2014/chartex" xmlns:cx1="http://schemas.microsoft.com/office/drawing/2015/9/8/chartex" xmlns:cx2="http://schemas.microsoft.com/office/drawing/2015/10/21/chartex" xmlns:cx3="http://schemas.microsoft.com/office/drawing/2016/5/9/chartex" xmlns:cx4="http://schemas.microsoft.com/office/drawing/2016/5/10/chartex" xmlns:cx5="http://schemas.microsoft.com/office/drawing/2016/5/11/chartex" xmlns:cx6="http://schemas.microsoft.com/office/drawing/2016/5/12/chartex" xmlns:cx7="http://schemas.microsoft.com/office/drawing/2016/5/13/chartex" xmlns:cx8="http://schemas.microsoft.com/office/drawing/2016/5/14/chartex" xmlns:mc="http://schemas.openxmlformats.org/markup-compatibility/2006" xmlns:aink="http://schemas.microsoft.com/office/drawing/2016/ink" xmlns:am3d="http://schemas.microsoft.com/office/drawing/2017/model3d" xmlns:o="urn:schemas-microsoft-com:office:office" xmlns:oel="http://schemas.microsoft.com/office/2019/extlst" xmlns:r="http://schemas.openxmlformats.org/officeDocument/2006/relationships" xmlns:m="http://schemas.openxmlformats.org/officeDocument/2006/math" xmlns:v="urn:schemas-microsoft-com:vml" xmlns:wp14="http://schemas.microsoft.com/office/word/2010/wordprocessingDrawing" xmlns:wp="http://schemas.openxmlformats.org/drawingml/2006/wordprocessingDrawing" xmlns:w10="urn:schemas-microsoft-com:office:word" xmlns:w="http://schemas.openxmlformats.org/wordprocessingml/2006/main" xmlns:w14="http://schemas.microsoft.com/office/word/2010/wordml" xmlns:w15="http://schemas.microsoft.com/office/word/2012/wordml" xmlns:w16cex="http://schemas.microsoft.com/office/word/2018/wordml/cex" xmlns:w16cid="http://schemas.microsoft.com/office/word/2016/wordml/cid" xmlns:w16="http://schemas.microsoft.com/office/word/2018/wordml" xmlns:w16du="http://schemas.microsoft.com/office/word/2023/wordml/word16du" xmlns:w16sdtdh="http://schemas.microsoft.com/office/word/2020/wordml/sdtdatahash" xmlns:w16sdtfl="http://schemas.microsoft.com/office/word/2024/wordml/sdtformatlock" xmlns:w16se="http://schemas.microsoft.com/office/word/2015/wordml/symex" xmlns:wpg="http://schemas.microsoft.com/office/word/2010/wordprocessingGroup" xmlns:wpi="http://schemas.microsoft.com/office/word/2010/wordprocessingInk" xmlns:wne="http://schemas.microsoft.com/office/word/2006/wordml" xmlns:wps="http://schemas.microsoft.com/office/word/2010/wordprocessingShape" mc:Ignorable="w14 w15 w16se w16cid w16 w16cex w16sdtdh w16sdtfl w16du wp14">
+<w:document xmlns:wpc="http://schemas.microsoft.com/office/word/2010/wordprocessingCanvas" xmlns:cx="http://schemas.microsoft.com/office/drawing/2014/chartex" xmlns:cx1="http://schemas.microsoft.com/office/drawing/2015/9/8/chartex" xmlns:cx2="http://schemas.microsoft.com/office/drawing/2015/10/21/chartex" xmlns:cx3="http://schemas.microsoft.com/office/drawing/2016/5/9/chartex" xmlns:cx4="http://schemas.microsoft.com/office/drawing/2016/5/10/chartex" xmlns:cx5="http://schemas.microsoft.com/office/drawing/2016/5/11/chartex" xmlns:cx6="http://schemas.microsoft.com/office/drawing/2016/5/12/chartex" xmlns:cx7="http://schemas.microsoft.com/office/drawing/2016/5/13/chartex" xmlns:cx8="http://schemas.microsoft.com/office/drawing/2016/5/14/chartex" xmlns:mc="http://schemas.openxmlformats.org/markup-compatibility/2006" xmlns:aink="http://schemas.microsoft.com/office/drawing/2016/ink" xmlns:am3d="http://schemas.microsoft.com/office/drawing/2017/model3d" xmlns:o="urn:schemas-microsoft-com:office:office" xmlns:oel="http://schemas.microsoft.com/office/2019/extlst" xmlns:r="http://schemas.openxmlformats.org/officeDocument/2006/relationships" xmlns:m="http://schemas.openxmlformats.org/officeDocument/2006/math" xmlns:v="urn:schemas-microsoft-com:vml" xmlns:wp14="http://schemas.microsoft.com/office/word/2010/wordprocessingDrawing" xmlns:wp="http://schemas.openxmlformats.org/drawingml/2006/wordprocessingDrawing" xmlns:w10="urn:schemas-microsoft-com:office:word" xmlns:w="http://schemas.openxmlformats.org/wordprocessingml/2006/main" xmlns:w14="http://schemas.microsoft.com/office/word/2010/wordml" xmlns:w15="http://schemas.microsoft.com/office/word/2012/wordml" xmlns:w16cei="http://schemas.microsoft.com/office/word/2026/wordml/cei" xmlns:w16cex="http://schemas.microsoft.com/office/word/2018/wordml/cex" xmlns:w16cid="http://schemas.microsoft.com/office/word/2016/wordml/cid" xmlns:w16="http://schemas.microsoft.com/office/word/2018/wordml" xmlns:w16du="http://schemas.microsoft.com/office/word/2023/wordml/word16du" xmlns:w16sdtdh="http://schemas.microsoft.com/office/word/2020/wordml/sdtdatahash" xmlns:w16sdtfl="http://schemas.microsoft.com/office/word/2024/wordml/sdtformatlock" xmlns:w16se="http://schemas.microsoft.com/office/word/2015/wordml/symex" xmlns:wpg="http://schemas.microsoft.com/office/word/2010/wordprocessingGroup" xmlns:wpi="http://schemas.microsoft.com/office/word/2010/wordprocessingInk" xmlns:wne="http://schemas.microsoft.com/office/word/2006/wordml" xmlns:wps="http://schemas.microsoft.com/office/word/2010/wordprocessingShape" mc:Ignorable="w14 w15 w16se w16cid w16 w16cex w16sdtdh w16sdtfl w16du wp14">
   <w:body>
     <w:p>
       <w:pPr>
@@ -103,6 +103,14 @@
     </w:p>
     <w:sdt>
       <w:sdtPr>
+        <w:rPr>
+          <w:rFonts w:asciiTheme="minorHAnsi" w:eastAsiaTheme="minorHAnsi" w:hAnsiTheme="minorHAnsi" w:cstheme="minorBidi"/>
+          <w:color w:val="auto"/>
+          <w:kern w:val="2"/>
+          <w:sz w:val="24"/>
+          <w:szCs w:val="24"/>
+          <w14:ligatures w14:val="standardContextual"/>
+        </w:rPr>
         <w:id w:val="1576390316"/>
         <w:docPartObj>
           <w:docPartGallery w:val="Table of Contents"/>
@@ -111,15 +119,9 @@
       </w:sdtPr>
       <w:sdtEndPr>
         <w:rPr>
-          <w:rFonts w:asciiTheme="minorHAnsi" w:eastAsiaTheme="minorHAnsi" w:hAnsiTheme="minorHAnsi" w:cstheme="minorBidi"/>
           <w:b/>
           <w:bCs/>
           <w:noProof/>
-          <w:color w:val="auto"/>
-          <w:kern w:val="2"/>
-          <w:sz w:val="24"/>
-          <w:szCs w:val="24"/>
-          <w14:ligatures w14:val="standardContextual"/>
         </w:rPr>
       </w:sdtEndPr>
       <w:sdtContent>
@@ -1581,13 +1583,7 @@
         <w:rPr>
           <w:lang w:val="pt-BR"/>
         </w:rPr>
-        <w:t>Solicitação</w:t>
-      </w:r>
-      <w:r>
-        <w:rPr>
-          <w:lang w:val="pt-BR"/>
-        </w:rPr>
-        <w:t xml:space="preserve"> de Atendimento</w:t>
+        <w:t>Solicitação de Atendimento</w:t>
       </w:r>
     </w:p>
     <w:p>
@@ -2507,13 +2503,7 @@
         <w:rPr>
           <w:lang w:val="pt-BR"/>
         </w:rPr>
-        <w:t>olicitação</w:t>
-      </w:r>
-      <w:r>
-        <w:rPr>
-          <w:lang w:val="pt-BR"/>
-        </w:rPr>
-        <w:t xml:space="preserve"> duplicada no mesmo dia</w:t>
+        <w:t>olicitação duplicada no mesmo dia</w:t>
       </w:r>
     </w:p>
     <w:p>
@@ -2533,6 +2523,24 @@
         </w:rPr>
         <w:t>controla o limite diario de vagas</w:t>
       </w:r>
+      <w:r>
+        <w:rPr>
+          <w:lang w:val="pt-BR"/>
+        </w:rPr>
+        <w:t xml:space="preserve"> (nesta fase está limitado a </w:t>
+      </w:r>
+      <w:r>
+        <w:rPr>
+          <w:lang w:val="pt-BR"/>
+        </w:rPr>
+        <w:t>3</w:t>
+      </w:r>
+      <w:r>
+        <w:rPr>
+          <w:lang w:val="pt-BR"/>
+        </w:rPr>
+        <w:t>)</w:t>
+      </w:r>
     </w:p>
     <w:p>
       <w:pPr>
@@ -2562,6 +2570,24 @@
           <w:lang w:val="pt-BR"/>
         </w:rPr>
         <w:t>excedentes para lista de espera</w:t>
+      </w:r>
+    </w:p>
+    <w:p>
+      <w:pPr>
+        <w:pStyle w:val="ListParagraph"/>
+        <w:numPr>
+          <w:ilvl w:val="0"/>
+          <w:numId w:val="6"/>
+        </w:numPr>
+        <w:rPr>
+          <w:lang w:val="pt-BR"/>
+        </w:rPr>
+      </w:pPr>
+      <w:r>
+        <w:rPr>
+          <w:lang w:val="pt-BR"/>
+        </w:rPr>
+        <w:t>depois da lista de espera estar completa, as solicitações ficam bloqueadas</w:t>
       </w:r>
     </w:p>
     <w:p>
@@ -2671,19 +2697,7 @@
         <w:rPr>
           <w:lang w:val="pt-BR"/>
         </w:rPr>
-        <w:t xml:space="preserve">Use </w:t>
-      </w:r>
-      <w:r>
-        <w:rPr>
-          <w:lang w:val="pt-BR"/>
-        </w:rPr>
-        <w:t>Solicitação</w:t>
-      </w:r>
-      <w:r>
-        <w:rPr>
-          <w:lang w:val="pt-BR"/>
-        </w:rPr>
-        <w:t xml:space="preserve"> de Atendimento &gt; Terapias Complementares para o check-in do dia nas demais terapias.</w:t>
+        <w:t>Use Solicitação de Atendimento &gt; Terapias Complementares para o check-in do dia nas demais terapias.</w:t>
       </w:r>
     </w:p>
     <w:p>
@@ -2891,13 +2905,7 @@
         <w:rPr>
           <w:lang w:val="pt-BR"/>
         </w:rPr>
-        <w:t xml:space="preserve">a tela de </w:t>
-      </w:r>
-      <w:r>
-        <w:rPr>
-          <w:lang w:val="pt-BR"/>
-        </w:rPr>
-        <w:t>recepção</w:t>
+        <w:t>a tela de recepção</w:t>
       </w:r>
       <w:r>
         <w:rPr>
@@ -3683,13 +3691,7 @@
         <w:rPr>
           <w:lang w:val="pt-BR"/>
         </w:rPr>
-        <w:t>olicitação</w:t>
-      </w:r>
-      <w:r>
-        <w:rPr>
-          <w:lang w:val="pt-BR"/>
-        </w:rPr>
-        <w:t xml:space="preserve"> do dia como Atendido</w:t>
+        <w:t>olicitação do dia como Atendido</w:t>
       </w:r>
     </w:p>
     <w:p>
@@ -4343,28 +4345,12 @@
           <w:lang w:val="pt-BR"/>
         </w:rPr>
       </w:pPr>
-      <w:proofErr w:type="spellStart"/>
-      <w:r>
-        <w:rPr>
-          <w:lang w:val="pt-BR"/>
-        </w:rPr>
-        <w:t>quantidade</w:t>
-      </w:r>
-      <w:proofErr w:type="spellEnd"/>
-      <w:r>
-        <w:rPr>
-          <w:lang w:val="pt-BR"/>
-        </w:rPr>
-        <w:t xml:space="preserve"> </w:t>
-      </w:r>
-      <w:proofErr w:type="spellStart"/>
-      <w:r>
-        <w:rPr>
-          <w:lang w:val="pt-BR"/>
-        </w:rPr>
-        <w:t>atual</w:t>
-      </w:r>
-      <w:proofErr w:type="spellEnd"/>
+      <w:r>
+        <w:rPr>
+          <w:lang w:val="pt-BR"/>
+        </w:rPr>
+        <w:t>quantidade atual</w:t>
+      </w:r>
     </w:p>
     <w:p>
       <w:pPr>
@@ -4417,13 +4403,7 @@
         <w:rPr>
           <w:lang w:val="pt-BR"/>
         </w:rPr>
-        <w:t xml:space="preserve"> </w:t>
-      </w:r>
-      <w:r>
-        <w:rPr>
-          <w:lang w:val="pt-BR"/>
-        </w:rPr>
-        <w:t>90, 180 e 365 dias</w:t>
+        <w:t xml:space="preserve"> 90, 180 e 365 dias</w:t>
       </w:r>
     </w:p>
     <w:p>
@@ -4647,31 +4627,7 @@
         <w:rPr>
           <w:lang w:val="pt-BR"/>
         </w:rPr>
-        <w:t xml:space="preserve">Fazer a </w:t>
-      </w:r>
-      <w:r>
-        <w:rPr>
-          <w:lang w:val="pt-BR"/>
-        </w:rPr>
-        <w:t>solicitação</w:t>
-      </w:r>
-      <w:r>
-        <w:rPr>
-          <w:lang w:val="pt-BR"/>
-        </w:rPr>
-        <w:t xml:space="preserve"> de apometria ou o check-in na </w:t>
-      </w:r>
-      <w:r>
-        <w:rPr>
-          <w:lang w:val="pt-BR"/>
-        </w:rPr>
-        <w:t>recepção</w:t>
-      </w:r>
-      <w:r>
-        <w:rPr>
-          <w:lang w:val="pt-BR"/>
-        </w:rPr>
-        <w:t>.</w:t>
+        <w:t>Fazer a solicitação de apometria ou o check-in na recepção.</w:t>
       </w:r>
       <w:r>
         <w:rPr>
@@ -5041,37 +4997,13 @@
         <w:rPr>
           <w:lang w:val="pt-BR"/>
         </w:rPr>
-        <w:t>1234567890</w:t>
-      </w:r>
-      <w:r>
-        <w:rPr>
-          <w:lang w:val="pt-BR"/>
-        </w:rPr>
-        <w:t>7</w:t>
-      </w:r>
-      <w:r>
-        <w:rPr>
-          <w:lang w:val="pt-BR"/>
-        </w:rPr>
-        <w:t xml:space="preserve"> – </w:t>
-      </w:r>
-      <w:r>
-        <w:rPr>
-          <w:lang w:val="pt-BR"/>
-        </w:rPr>
-        <w:t xml:space="preserve">realizou apometria há </w:t>
-      </w:r>
-      <w:r>
-        <w:rPr>
-          <w:lang w:val="pt-BR"/>
-        </w:rPr>
-        <w:t>6</w:t>
-      </w:r>
-      <w:r>
-        <w:rPr>
-          <w:lang w:val="pt-BR"/>
-        </w:rPr>
-        <w:t>1dias e não voltou para os tratamentos indicados</w:t>
+        <w:t>12345678907</w:t>
+      </w:r>
+      <w:r>
+        <w:rPr>
+          <w:lang w:val="pt-BR"/>
+        </w:rPr>
+        <w:t xml:space="preserve"> – realizou apometria há 61dias e não voltou para os tratamentos indicados</w:t>
       </w:r>
     </w:p>
     <w:p>
@@ -5089,13 +5021,7 @@
         <w:rPr>
           <w:lang w:val="pt-BR"/>
         </w:rPr>
-        <w:t>1234567890</w:t>
-      </w:r>
-      <w:r>
-        <w:rPr>
-          <w:lang w:val="pt-BR"/>
-        </w:rPr>
-        <w:t>8</w:t>
+        <w:t>12345678908</w:t>
       </w:r>
       <w:r>
         <w:rPr>
@@ -5113,19 +5039,7 @@
         <w:rPr>
           <w:lang w:val="pt-BR"/>
         </w:rPr>
-        <w:t xml:space="preserve">realizou apometria há </w:t>
-      </w:r>
-      <w:r>
-        <w:rPr>
-          <w:lang w:val="pt-BR"/>
-        </w:rPr>
-        <w:t>9</w:t>
-      </w:r>
-      <w:r>
-        <w:rPr>
-          <w:lang w:val="pt-BR"/>
-        </w:rPr>
-        <w:t>1dias e não voltou para os tratamentos indicados</w:t>
+        <w:t>realizou apometria há 91dias e não voltou para os tratamentos indicados</w:t>
       </w:r>
     </w:p>
     <w:p>
@@ -5143,13 +5057,7 @@
         <w:rPr>
           <w:lang w:val="pt-BR"/>
         </w:rPr>
-        <w:t>1234567890</w:t>
-      </w:r>
-      <w:r>
-        <w:rPr>
-          <w:lang w:val="pt-BR"/>
-        </w:rPr>
-        <w:t>9</w:t>
+        <w:t>12345678909</w:t>
       </w:r>
       <w:r>
         <w:rPr>
@@ -5184,7 +5092,7 @@
 </file>
 
 <file path=word/endnotes.xml><?xml version="1.0" encoding="utf-8"?>
-<w:endnotes xmlns:wpc="http://schemas.microsoft.com/office/word/2010/wordprocessingCanvas" xmlns:cx="http://schemas.microsoft.com/office/drawing/2014/chartex" xmlns:cx1="http://schemas.microsoft.com/office/drawing/2015/9/8/chartex" xmlns:cx2="http://schemas.microsoft.com/office/drawing/2015/10/21/chartex" xmlns:cx3="http://schemas.microsoft.com/office/drawing/2016/5/9/chartex" xmlns:cx4="http://schemas.microsoft.com/office/drawing/2016/5/10/chartex" xmlns:cx5="http://schemas.microsoft.com/office/drawing/2016/5/11/chartex" xmlns:cx6="http://schemas.microsoft.com/office/drawing/2016/5/12/chartex" xmlns:cx7="http://schemas.microsoft.com/office/drawing/2016/5/13/chartex" xmlns:cx8="http://schemas.microsoft.com/office/drawing/2016/5/14/chartex" xmlns:mc="http://schemas.openxmlformats.org/markup-compatibility/2006" xmlns:aink="http://schemas.microsoft.com/office/drawing/2016/ink" xmlns:am3d="http://schemas.microsoft.com/office/drawing/2017/model3d" xmlns:o="urn:schemas-microsoft-com:office:office" xmlns:oel="http://schemas.microsoft.com/office/2019/extlst" xmlns:r="http://schemas.openxmlformats.org/officeDocument/2006/relationships" xmlns:m="http://schemas.openxmlformats.org/officeDocument/2006/math" xmlns:v="urn:schemas-microsoft-com:vml" xmlns:wp14="http://schemas.microsoft.com/office/word/2010/wordprocessingDrawing" xmlns:wp="http://schemas.openxmlformats.org/drawingml/2006/wordprocessingDrawing" xmlns:w10="urn:schemas-microsoft-com:office:word" xmlns:w="http://schemas.openxmlformats.org/wordprocessingml/2006/main" xmlns:w14="http://schemas.microsoft.com/office/word/2010/wordml" xmlns:w15="http://schemas.microsoft.com/office/word/2012/wordml" xmlns:w16cex="http://schemas.microsoft.com/office/word/2018/wordml/cex" xmlns:w16cid="http://schemas.microsoft.com/office/word/2016/wordml/cid" xmlns:w16="http://schemas.microsoft.com/office/word/2018/wordml" xmlns:w16du="http://schemas.microsoft.com/office/word/2023/wordml/word16du" xmlns:w16sdtdh="http://schemas.microsoft.com/office/word/2020/wordml/sdtdatahash" xmlns:w16sdtfl="http://schemas.microsoft.com/office/word/2024/wordml/sdtformatlock" xmlns:w16se="http://schemas.microsoft.com/office/word/2015/wordml/symex" xmlns:wpg="http://schemas.microsoft.com/office/word/2010/wordprocessingGroup" xmlns:wpi="http://schemas.microsoft.com/office/word/2010/wordprocessingInk" xmlns:wne="http://schemas.microsoft.com/office/word/2006/wordml" xmlns:wps="http://schemas.microsoft.com/office/word/2010/wordprocessingShape" mc:Ignorable="w14 w15 w16se w16cid w16 w16cex w16sdtdh w16sdtfl w16du wp14">
+<w:endnotes xmlns:wpc="http://schemas.microsoft.com/office/word/2010/wordprocessingCanvas" xmlns:cx="http://schemas.microsoft.com/office/drawing/2014/chartex" xmlns:cx1="http://schemas.microsoft.com/office/drawing/2015/9/8/chartex" xmlns:cx2="http://schemas.microsoft.com/office/drawing/2015/10/21/chartex" xmlns:cx3="http://schemas.microsoft.com/office/drawing/2016/5/9/chartex" xmlns:cx4="http://schemas.microsoft.com/office/drawing/2016/5/10/chartex" xmlns:cx5="http://schemas.microsoft.com/office/drawing/2016/5/11/chartex" xmlns:cx6="http://schemas.microsoft.com/office/drawing/2016/5/12/chartex" xmlns:cx7="http://schemas.microsoft.com/office/drawing/2016/5/13/chartex" xmlns:cx8="http://schemas.microsoft.com/office/drawing/2016/5/14/chartex" xmlns:mc="http://schemas.openxmlformats.org/markup-compatibility/2006" xmlns:aink="http://schemas.microsoft.com/office/drawing/2016/ink" xmlns:am3d="http://schemas.microsoft.com/office/drawing/2017/model3d" xmlns:o="urn:schemas-microsoft-com:office:office" xmlns:oel="http://schemas.microsoft.com/office/2019/extlst" xmlns:r="http://schemas.openxmlformats.org/officeDocument/2006/relationships" xmlns:m="http://schemas.openxmlformats.org/officeDocument/2006/math" xmlns:v="urn:schemas-microsoft-com:vml" xmlns:wp14="http://schemas.microsoft.com/office/word/2010/wordprocessingDrawing" xmlns:wp="http://schemas.openxmlformats.org/drawingml/2006/wordprocessingDrawing" xmlns:w10="urn:schemas-microsoft-com:office:word" xmlns:w="http://schemas.openxmlformats.org/wordprocessingml/2006/main" xmlns:w14="http://schemas.microsoft.com/office/word/2010/wordml" xmlns:w15="http://schemas.microsoft.com/office/word/2012/wordml" xmlns:w16cei="http://schemas.microsoft.com/office/word/2026/wordml/cei" xmlns:w16cex="http://schemas.microsoft.com/office/word/2018/wordml/cex" xmlns:w16cid="http://schemas.microsoft.com/office/word/2016/wordml/cid" xmlns:w16="http://schemas.microsoft.com/office/word/2018/wordml" xmlns:w16du="http://schemas.microsoft.com/office/word/2023/wordml/word16du" xmlns:w16sdtdh="http://schemas.microsoft.com/office/word/2020/wordml/sdtdatahash" xmlns:w16sdtfl="http://schemas.microsoft.com/office/word/2024/wordml/sdtformatlock" xmlns:w16se="http://schemas.microsoft.com/office/word/2015/wordml/symex" xmlns:wpg="http://schemas.microsoft.com/office/word/2010/wordprocessingGroup" xmlns:wpi="http://schemas.microsoft.com/office/word/2010/wordprocessingInk" xmlns:wne="http://schemas.microsoft.com/office/word/2006/wordml" xmlns:wps="http://schemas.microsoft.com/office/word/2010/wordprocessingShape" mc:Ignorable="w14 w15 w16se w16cid w16 w16cex w16sdtdh w16sdtfl w16du wp14">
   <w:endnote w:type="separator" w:id="-1">
     <w:p>
       <w:pPr>
@@ -5209,7 +5117,7 @@
 </file>
 
 <file path=word/footer1.xml><?xml version="1.0" encoding="utf-8"?>
-<w:ftr xmlns:wpc="http://schemas.microsoft.com/office/word/2010/wordprocessingCanvas" xmlns:cx="http://schemas.microsoft.com/office/drawing/2014/chartex" xmlns:cx1="http://schemas.microsoft.com/office/drawing/2015/9/8/chartex" xmlns:cx2="http://schemas.microsoft.com/office/drawing/2015/10/21/chartex" xmlns:cx3="http://schemas.microsoft.com/office/drawing/2016/5/9/chartex" xmlns:cx4="http://schemas.microsoft.com/office/drawing/2016/5/10/chartex" xmlns:cx5="http://schemas.microsoft.com/office/drawing/2016/5/11/chartex" xmlns:cx6="http://schemas.microsoft.com/office/drawing/2016/5/12/chartex" xmlns:cx7="http://schemas.microsoft.com/office/drawing/2016/5/13/chartex" xmlns:cx8="http://schemas.microsoft.com/office/drawing/2016/5/14/chartex" xmlns:mc="http://schemas.openxmlformats.org/markup-compatibility/2006" xmlns:aink="http://schemas.microsoft.com/office/drawing/2016/ink" xmlns:am3d="http://schemas.microsoft.com/office/drawing/2017/model3d" xmlns:o="urn:schemas-microsoft-com:office:office" xmlns:oel="http://schemas.microsoft.com/office/2019/extlst" xmlns:r="http://schemas.openxmlformats.org/officeDocument/2006/relationships" xmlns:m="http://schemas.openxmlformats.org/officeDocument/2006/math" xmlns:v="urn:schemas-microsoft-com:vml" xmlns:wp14="http://schemas.microsoft.com/office/word/2010/wordprocessingDrawing" xmlns:wp="http://schemas.openxmlformats.org/drawingml/2006/wordprocessingDrawing" xmlns:w10="urn:schemas-microsoft-com:office:word" xmlns:w="http://schemas.openxmlformats.org/wordprocessingml/2006/main" xmlns:w14="http://schemas.microsoft.com/office/word/2010/wordml" xmlns:w15="http://schemas.microsoft.com/office/word/2012/wordml" xmlns:w16cex="http://schemas.microsoft.com/office/word/2018/wordml/cex" xmlns:w16cid="http://schemas.microsoft.com/office/word/2016/wordml/cid" xmlns:w16="http://schemas.microsoft.com/office/word/2018/wordml" xmlns:w16du="http://schemas.microsoft.com/office/word/2023/wordml/word16du" xmlns:w16sdtdh="http://schemas.microsoft.com/office/word/2020/wordml/sdtdatahash" xmlns:w16sdtfl="http://schemas.microsoft.com/office/word/2024/wordml/sdtformatlock" xmlns:w16se="http://schemas.microsoft.com/office/word/2015/wordml/symex" xmlns:wpg="http://schemas.microsoft.com/office/word/2010/wordprocessingGroup" xmlns:wpi="http://schemas.microsoft.com/office/word/2010/wordprocessingInk" xmlns:wne="http://schemas.microsoft.com/office/word/2006/wordml" xmlns:wps="http://schemas.microsoft.com/office/word/2010/wordprocessingShape" mc:Ignorable="w14 w15 w16se w16cid w16 w16cex w16sdtdh w16sdtfl w16du wp14">
+<w:ftr xmlns:wpc="http://schemas.microsoft.com/office/word/2010/wordprocessingCanvas" xmlns:cx="http://schemas.microsoft.com/office/drawing/2014/chartex" xmlns:cx1="http://schemas.microsoft.com/office/drawing/2015/9/8/chartex" xmlns:cx2="http://schemas.microsoft.com/office/drawing/2015/10/21/chartex" xmlns:cx3="http://schemas.microsoft.com/office/drawing/2016/5/9/chartex" xmlns:cx4="http://schemas.microsoft.com/office/drawing/2016/5/10/chartex" xmlns:cx5="http://schemas.microsoft.com/office/drawing/2016/5/11/chartex" xmlns:cx6="http://schemas.microsoft.com/office/drawing/2016/5/12/chartex" xmlns:cx7="http://schemas.microsoft.com/office/drawing/2016/5/13/chartex" xmlns:cx8="http://schemas.microsoft.com/office/drawing/2016/5/14/chartex" xmlns:mc="http://schemas.openxmlformats.org/markup-compatibility/2006" xmlns:aink="http://schemas.microsoft.com/office/drawing/2016/ink" xmlns:am3d="http://schemas.microsoft.com/office/drawing/2017/model3d" xmlns:o="urn:schemas-microsoft-com:office:office" xmlns:oel="http://schemas.microsoft.com/office/2019/extlst" xmlns:r="http://schemas.openxmlformats.org/officeDocument/2006/relationships" xmlns:m="http://schemas.openxmlformats.org/officeDocument/2006/math" xmlns:v="urn:schemas-microsoft-com:vml" xmlns:wp14="http://schemas.microsoft.com/office/word/2010/wordprocessingDrawing" xmlns:wp="http://schemas.openxmlformats.org/drawingml/2006/wordprocessingDrawing" xmlns:w10="urn:schemas-microsoft-com:office:word" xmlns:w="http://schemas.openxmlformats.org/wordprocessingml/2006/main" xmlns:w14="http://schemas.microsoft.com/office/word/2010/wordml" xmlns:w15="http://schemas.microsoft.com/office/word/2012/wordml" xmlns:w16cei="http://schemas.microsoft.com/office/word/2026/wordml/cei" xmlns:w16cex="http://schemas.microsoft.com/office/word/2018/wordml/cex" xmlns:w16cid="http://schemas.microsoft.com/office/word/2016/wordml/cid" xmlns:w16="http://schemas.microsoft.com/office/word/2018/wordml" xmlns:w16du="http://schemas.microsoft.com/office/word/2023/wordml/word16du" xmlns:w16sdtdh="http://schemas.microsoft.com/office/word/2020/wordml/sdtdatahash" xmlns:w16sdtfl="http://schemas.microsoft.com/office/word/2024/wordml/sdtformatlock" xmlns:w16se="http://schemas.microsoft.com/office/word/2015/wordml/symex" xmlns:wpg="http://schemas.microsoft.com/office/word/2010/wordprocessingGroup" xmlns:wpi="http://schemas.microsoft.com/office/word/2010/wordprocessingInk" xmlns:wne="http://schemas.microsoft.com/office/word/2006/wordml" xmlns:wps="http://schemas.microsoft.com/office/word/2010/wordprocessingShape" mc:Ignorable="w14 w15 w16se w16cid w16 w16cex w16sdtdh w16sdtfl w16du wp14">
   <w:tbl>
     <w:tblPr>
       <w:tblStyle w:val="TableGrid"/>
@@ -5237,13 +5145,8 @@
           <w:pPr>
             <w:pStyle w:val="Footer"/>
           </w:pPr>
-          <w:proofErr w:type="spellStart"/>
           <w:r>
-            <w:t>Casinha</w:t>
-          </w:r>
-          <w:proofErr w:type="spellEnd"/>
-          <w:r>
-            <w:t xml:space="preserve"> Azul</w:t>
+            <w:t>Casinha Azul</w:t>
           </w:r>
         </w:p>
       </w:tc>
@@ -5290,7 +5193,7 @@
 </file>
 
 <file path=word/footnotes.xml><?xml version="1.0" encoding="utf-8"?>
-<w:footnotes xmlns:wpc="http://schemas.microsoft.com/office/word/2010/wordprocessingCanvas" xmlns:cx="http://schemas.microsoft.com/office/drawing/2014/chartex" xmlns:cx1="http://schemas.microsoft.com/office/drawing/2015/9/8/chartex" xmlns:cx2="http://schemas.microsoft.com/office/drawing/2015/10/21/chartex" xmlns:cx3="http://schemas.microsoft.com/office/drawing/2016/5/9/chartex" xmlns:cx4="http://schemas.microsoft.com/office/drawing/2016/5/10/chartex" xmlns:cx5="http://schemas.microsoft.com/office/drawing/2016/5/11/chartex" xmlns:cx6="http://schemas.microsoft.com/office/drawing/2016/5/12/chartex" xmlns:cx7="http://schemas.microsoft.com/office/drawing/2016/5/13/chartex" xmlns:cx8="http://schemas.microsoft.com/office/drawing/2016/5/14/chartex" xmlns:mc="http://schemas.openxmlformats.org/markup-compatibility/2006" xmlns:aink="http://schemas.microsoft.com/office/drawing/2016/ink" xmlns:am3d="http://schemas.microsoft.com/office/drawing/2017/model3d" xmlns:o="urn:schemas-microsoft-com:office:office" xmlns:oel="http://schemas.microsoft.com/office/2019/extlst" xmlns:r="http://schemas.openxmlformats.org/officeDocument/2006/relationships" xmlns:m="http://schemas.openxmlformats.org/officeDocument/2006/math" xmlns:v="urn:schemas-microsoft-com:vml" xmlns:wp14="http://schemas.microsoft.com/office/word/2010/wordprocessingDrawing" xmlns:wp="http://schemas.openxmlformats.org/drawingml/2006/wordprocessingDrawing" xmlns:w10="urn:schemas-microsoft-com:office:word" xmlns:w="http://schemas.openxmlformats.org/wordprocessingml/2006/main" xmlns:w14="http://schemas.microsoft.com/office/word/2010/wordml" xmlns:w15="http://schemas.microsoft.com/office/word/2012/wordml" xmlns:w16cex="http://schemas.microsoft.com/office/word/2018/wordml/cex" xmlns:w16cid="http://schemas.microsoft.com/office/word/2016/wordml/cid" xmlns:w16="http://schemas.microsoft.com/office/word/2018/wordml" xmlns:w16du="http://schemas.microsoft.com/office/word/2023/wordml/word16du" xmlns:w16sdtdh="http://schemas.microsoft.com/office/word/2020/wordml/sdtdatahash" xmlns:w16sdtfl="http://schemas.microsoft.com/office/word/2024/wordml/sdtformatlock" xmlns:w16se="http://schemas.microsoft.com/office/word/2015/wordml/symex" xmlns:wpg="http://schemas.microsoft.com/office/word/2010/wordprocessingGroup" xmlns:wpi="http://schemas.microsoft.com/office/word/2010/wordprocessingInk" xmlns:wne="http://schemas.microsoft.com/office/word/2006/wordml" xmlns:wps="http://schemas.microsoft.com/office/word/2010/wordprocessingShape" mc:Ignorable="w14 w15 w16se w16cid w16 w16cex w16sdtdh w16sdtfl w16du wp14">
+<w:footnotes xmlns:wpc="http://schemas.microsoft.com/office/word/2010/wordprocessingCanvas" xmlns:cx="http://schemas.microsoft.com/office/drawing/2014/chartex" xmlns:cx1="http://schemas.microsoft.com/office/drawing/2015/9/8/chartex" xmlns:cx2="http://schemas.microsoft.com/office/drawing/2015/10/21/chartex" xmlns:cx3="http://schemas.microsoft.com/office/drawing/2016/5/9/chartex" xmlns:cx4="http://schemas.microsoft.com/office/drawing/2016/5/10/chartex" xmlns:cx5="http://schemas.microsoft.com/office/drawing/2016/5/11/chartex" xmlns:cx6="http://schemas.microsoft.com/office/drawing/2016/5/12/chartex" xmlns:cx7="http://schemas.microsoft.com/office/drawing/2016/5/13/chartex" xmlns:cx8="http://schemas.microsoft.com/office/drawing/2016/5/14/chartex" xmlns:mc="http://schemas.openxmlformats.org/markup-compatibility/2006" xmlns:aink="http://schemas.microsoft.com/office/drawing/2016/ink" xmlns:am3d="http://schemas.microsoft.com/office/drawing/2017/model3d" xmlns:o="urn:schemas-microsoft-com:office:office" xmlns:oel="http://schemas.microsoft.com/office/2019/extlst" xmlns:r="http://schemas.openxmlformats.org/officeDocument/2006/relationships" xmlns:m="http://schemas.openxmlformats.org/officeDocument/2006/math" xmlns:v="urn:schemas-microsoft-com:vml" xmlns:wp14="http://schemas.microsoft.com/office/word/2010/wordprocessingDrawing" xmlns:wp="http://schemas.openxmlformats.org/drawingml/2006/wordprocessingDrawing" xmlns:w10="urn:schemas-microsoft-com:office:word" xmlns:w="http://schemas.openxmlformats.org/wordprocessingml/2006/main" xmlns:w14="http://schemas.microsoft.com/office/word/2010/wordml" xmlns:w15="http://schemas.microsoft.com/office/word/2012/wordml" xmlns:w16cei="http://schemas.microsoft.com/office/word/2026/wordml/cei" xmlns:w16cex="http://schemas.microsoft.com/office/word/2018/wordml/cex" xmlns:w16cid="http://schemas.microsoft.com/office/word/2016/wordml/cid" xmlns:w16="http://schemas.microsoft.com/office/word/2018/wordml" xmlns:w16du="http://schemas.microsoft.com/office/word/2023/wordml/word16du" xmlns:w16sdtdh="http://schemas.microsoft.com/office/word/2020/wordml/sdtdatahash" xmlns:w16sdtfl="http://schemas.microsoft.com/office/word/2024/wordml/sdtformatlock" xmlns:w16se="http://schemas.microsoft.com/office/word/2015/wordml/symex" xmlns:wpg="http://schemas.microsoft.com/office/word/2010/wordprocessingGroup" xmlns:wpi="http://schemas.microsoft.com/office/word/2010/wordprocessingInk" xmlns:wne="http://schemas.microsoft.com/office/word/2006/wordml" xmlns:wps="http://schemas.microsoft.com/office/word/2010/wordprocessingShape" mc:Ignorable="w14 w15 w16se w16cid w16 w16cex w16sdtdh w16sdtfl w16du wp14">
   <w:footnote w:type="separator" w:id="-1">
     <w:p>
       <w:pPr>
@@ -5315,25 +5218,20 @@
 </file>
 
 <file path=word/header1.xml><?xml version="1.0" encoding="utf-8"?>
-<w:hdr xmlns:wpc="http://schemas.microsoft.com/office/word/2010/wordprocessingCanvas" xmlns:cx="http://schemas.microsoft.com/office/drawing/2014/chartex" xmlns:cx1="http://schemas.microsoft.com/office/drawing/2015/9/8/chartex" xmlns:cx2="http://schemas.microsoft.com/office/drawing/2015/10/21/chartex" xmlns:cx3="http://schemas.microsoft.com/office/drawing/2016/5/9/chartex" xmlns:cx4="http://schemas.microsoft.com/office/drawing/2016/5/10/chartex" xmlns:cx5="http://schemas.microsoft.com/office/drawing/2016/5/11/chartex" xmlns:cx6="http://schemas.microsoft.com/office/drawing/2016/5/12/chartex" xmlns:cx7="http://schemas.microsoft.com/office/drawing/2016/5/13/chartex" xmlns:cx8="http://schemas.microsoft.com/office/drawing/2016/5/14/chartex" xmlns:mc="http://schemas.openxmlformats.org/markup-compatibility/2006" xmlns:aink="http://schemas.microsoft.com/office/drawing/2016/ink" xmlns:am3d="http://schemas.microsoft.com/office/drawing/2017/model3d" xmlns:o="urn:schemas-microsoft-com:office:office" xmlns:oel="http://schemas.microsoft.com/office/2019/extlst" xmlns:r="http://schemas.openxmlformats.org/officeDocument/2006/relationships" xmlns:m="http://schemas.openxmlformats.org/officeDocument/2006/math" xmlns:v="urn:schemas-microsoft-com:vml" xmlns:wp14="http://schemas.microsoft.com/office/word/2010/wordprocessingDrawing" xmlns:wp="http://schemas.openxmlformats.org/drawingml/2006/wordprocessingDrawing" xmlns:w10="urn:schemas-microsoft-com:office:word" xmlns:w="http://schemas.openxmlformats.org/wordprocessingml/2006/main" xmlns:w14="http://schemas.microsoft.com/office/word/2010/wordml" xmlns:w15="http://schemas.microsoft.com/office/word/2012/wordml" xmlns:w16cex="http://schemas.microsoft.com/office/word/2018/wordml/cex" xmlns:w16cid="http://schemas.microsoft.com/office/word/2016/wordml/cid" xmlns:w16="http://schemas.microsoft.com/office/word/2018/wordml" xmlns:w16du="http://schemas.microsoft.com/office/word/2023/wordml/word16du" xmlns:w16sdtdh="http://schemas.microsoft.com/office/word/2020/wordml/sdtdatahash" xmlns:w16sdtfl="http://schemas.microsoft.com/office/word/2024/wordml/sdtformatlock" xmlns:w16se="http://schemas.microsoft.com/office/word/2015/wordml/symex" xmlns:wpg="http://schemas.microsoft.com/office/word/2010/wordprocessingGroup" xmlns:wpi="http://schemas.microsoft.com/office/word/2010/wordprocessingInk" xmlns:wne="http://schemas.microsoft.com/office/word/2006/wordml" xmlns:wps="http://schemas.microsoft.com/office/word/2010/wordprocessingShape" mc:Ignorable="w14 w15 w16se w16cid w16 w16cex w16sdtdh w16sdtfl w16du wp14">
+<w:hdr xmlns:wpc="http://schemas.microsoft.com/office/word/2010/wordprocessingCanvas" xmlns:cx="http://schemas.microsoft.com/office/drawing/2014/chartex" xmlns:cx1="http://schemas.microsoft.com/office/drawing/2015/9/8/chartex" xmlns:cx2="http://schemas.microsoft.com/office/drawing/2015/10/21/chartex" xmlns:cx3="http://schemas.microsoft.com/office/drawing/2016/5/9/chartex" xmlns:cx4="http://schemas.microsoft.com/office/drawing/2016/5/10/chartex" xmlns:cx5="http://schemas.microsoft.com/office/drawing/2016/5/11/chartex" xmlns:cx6="http://schemas.microsoft.com/office/drawing/2016/5/12/chartex" xmlns:cx7="http://schemas.microsoft.com/office/drawing/2016/5/13/chartex" xmlns:cx8="http://schemas.microsoft.com/office/drawing/2016/5/14/chartex" xmlns:mc="http://schemas.openxmlformats.org/markup-compatibility/2006" xmlns:aink="http://schemas.microsoft.com/office/drawing/2016/ink" xmlns:am3d="http://schemas.microsoft.com/office/drawing/2017/model3d" xmlns:o="urn:schemas-microsoft-com:office:office" xmlns:oel="http://schemas.microsoft.com/office/2019/extlst" xmlns:r="http://schemas.openxmlformats.org/officeDocument/2006/relationships" xmlns:m="http://schemas.openxmlformats.org/officeDocument/2006/math" xmlns:v="urn:schemas-microsoft-com:vml" xmlns:wp14="http://schemas.microsoft.com/office/word/2010/wordprocessingDrawing" xmlns:wp="http://schemas.openxmlformats.org/drawingml/2006/wordprocessingDrawing" xmlns:w10="urn:schemas-microsoft-com:office:word" xmlns:w="http://schemas.openxmlformats.org/wordprocessingml/2006/main" xmlns:w14="http://schemas.microsoft.com/office/word/2010/wordml" xmlns:w15="http://schemas.microsoft.com/office/word/2012/wordml" xmlns:w16cei="http://schemas.microsoft.com/office/word/2026/wordml/cei" xmlns:w16cex="http://schemas.microsoft.com/office/word/2018/wordml/cex" xmlns:w16cid="http://schemas.microsoft.com/office/word/2016/wordml/cid" xmlns:w16="http://schemas.microsoft.com/office/word/2018/wordml" xmlns:w16du="http://schemas.microsoft.com/office/word/2023/wordml/word16du" xmlns:w16sdtdh="http://schemas.microsoft.com/office/word/2020/wordml/sdtdatahash" xmlns:w16sdtfl="http://schemas.microsoft.com/office/word/2024/wordml/sdtformatlock" xmlns:w16se="http://schemas.microsoft.com/office/word/2015/wordml/symex" xmlns:wpg="http://schemas.microsoft.com/office/word/2010/wordprocessingGroup" xmlns:wpi="http://schemas.microsoft.com/office/word/2010/wordprocessingInk" xmlns:wne="http://schemas.microsoft.com/office/word/2006/wordml" xmlns:wps="http://schemas.microsoft.com/office/word/2010/wordprocessingShape" mc:Ignorable="w14 w15 w16se w16cid w16 w16cex w16sdtdh w16sdtfl w16du wp14">
   <w:p>
     <w:pPr>
       <w:pStyle w:val="Header"/>
     </w:pPr>
     <w:r>
-      <w:t xml:space="preserve">Sistema de </w:t>
+      <w:t>Sistema de gerenciamento</w:t>
     </w:r>
-    <w:proofErr w:type="spellStart"/>
-    <w:r>
-      <w:t>gerenciamento</w:t>
-    </w:r>
-    <w:proofErr w:type="spellEnd"/>
   </w:p>
 </w:hdr>
 </file>
 
 <file path=word/numbering.xml><?xml version="1.0" encoding="utf-8"?>
-<w:numbering xmlns:wpc="http://schemas.microsoft.com/office/word/2010/wordprocessingCanvas" xmlns:cx="http://schemas.microsoft.com/office/drawing/2014/chartex" xmlns:cx1="http://schemas.microsoft.com/office/drawing/2015/9/8/chartex" xmlns:cx2="http://schemas.microsoft.com/office/drawing/2015/10/21/chartex" xmlns:cx3="http://schemas.microsoft.com/office/drawing/2016/5/9/chartex" xmlns:cx4="http://schemas.microsoft.com/office/drawing/2016/5/10/chartex" xmlns:cx5="http://schemas.microsoft.com/office/drawing/2016/5/11/chartex" xmlns:cx6="http://schemas.microsoft.com/office/drawing/2016/5/12/chartex" xmlns:cx7="http://schemas.microsoft.com/office/drawing/2016/5/13/chartex" xmlns:cx8="http://schemas.microsoft.com/office/drawing/2016/5/14/chartex" xmlns:mc="http://schemas.openxmlformats.org/markup-compatibility/2006" xmlns:aink="http://schemas.microsoft.com/office/drawing/2016/ink" xmlns:am3d="http://schemas.microsoft.com/office/drawing/2017/model3d" xmlns:o="urn:schemas-microsoft-com:office:office" xmlns:oel="http://schemas.microsoft.com/office/2019/extlst" xmlns:r="http://schemas.openxmlformats.org/officeDocument/2006/relationships" xmlns:m="http://schemas.openxmlformats.org/officeDocument/2006/math" xmlns:v="urn:schemas-microsoft-com:vml" xmlns:wp14="http://schemas.microsoft.com/office/word/2010/wordprocessingDrawing" xmlns:wp="http://schemas.openxmlformats.org/drawingml/2006/wordprocessingDrawing" xmlns:w10="urn:schemas-microsoft-com:office:word" xmlns:w="http://schemas.openxmlformats.org/wordprocessingml/2006/main" xmlns:w14="http://schemas.microsoft.com/office/word/2010/wordml" xmlns:w15="http://schemas.microsoft.com/office/word/2012/wordml" xmlns:w16cex="http://schemas.microsoft.com/office/word/2018/wordml/cex" xmlns:w16cid="http://schemas.microsoft.com/office/word/2016/wordml/cid" xmlns:w16="http://schemas.microsoft.com/office/word/2018/wordml" xmlns:w16du="http://schemas.microsoft.com/office/word/2023/wordml/word16du" xmlns:w16sdtdh="http://schemas.microsoft.com/office/word/2020/wordml/sdtdatahash" xmlns:w16sdtfl="http://schemas.microsoft.com/office/word/2024/wordml/sdtformatlock" xmlns:w16se="http://schemas.microsoft.com/office/word/2015/wordml/symex" xmlns:wpg="http://schemas.microsoft.com/office/word/2010/wordprocessingGroup" xmlns:wpi="http://schemas.microsoft.com/office/word/2010/wordprocessingInk" xmlns:wne="http://schemas.microsoft.com/office/word/2006/wordml" xmlns:wps="http://schemas.microsoft.com/office/word/2010/wordprocessingShape" mc:Ignorable="w14 w15 w16se w16cid w16 w16cex w16sdtdh w16sdtfl w16du wp14">
+<w:numbering xmlns:wpc="http://schemas.microsoft.com/office/word/2010/wordprocessingCanvas" xmlns:cx="http://schemas.microsoft.com/office/drawing/2014/chartex" xmlns:cx1="http://schemas.microsoft.com/office/drawing/2015/9/8/chartex" xmlns:cx2="http://schemas.microsoft.com/office/drawing/2015/10/21/chartex" xmlns:cx3="http://schemas.microsoft.com/office/drawing/2016/5/9/chartex" xmlns:cx4="http://schemas.microsoft.com/office/drawing/2016/5/10/chartex" xmlns:cx5="http://schemas.microsoft.com/office/drawing/2016/5/11/chartex" xmlns:cx6="http://schemas.microsoft.com/office/drawing/2016/5/12/chartex" xmlns:cx7="http://schemas.microsoft.com/office/drawing/2016/5/13/chartex" xmlns:cx8="http://schemas.microsoft.com/office/drawing/2016/5/14/chartex" xmlns:mc="http://schemas.openxmlformats.org/markup-compatibility/2006" xmlns:aink="http://schemas.microsoft.com/office/drawing/2016/ink" xmlns:am3d="http://schemas.microsoft.com/office/drawing/2017/model3d" xmlns:o="urn:schemas-microsoft-com:office:office" xmlns:oel="http://schemas.microsoft.com/office/2019/extlst" xmlns:r="http://schemas.openxmlformats.org/officeDocument/2006/relationships" xmlns:m="http://schemas.openxmlformats.org/officeDocument/2006/math" xmlns:v="urn:schemas-microsoft-com:vml" xmlns:wp14="http://schemas.microsoft.com/office/word/2010/wordprocessingDrawing" xmlns:wp="http://schemas.openxmlformats.org/drawingml/2006/wordprocessingDrawing" xmlns:w10="urn:schemas-microsoft-com:office:word" xmlns:w="http://schemas.openxmlformats.org/wordprocessingml/2006/main" xmlns:w14="http://schemas.microsoft.com/office/word/2010/wordml" xmlns:w15="http://schemas.microsoft.com/office/word/2012/wordml" xmlns:w16cei="http://schemas.microsoft.com/office/word/2026/wordml/cei" xmlns:w16cex="http://schemas.microsoft.com/office/word/2018/wordml/cex" xmlns:w16cid="http://schemas.microsoft.com/office/word/2016/wordml/cid" xmlns:w16="http://schemas.microsoft.com/office/word/2018/wordml" xmlns:w16du="http://schemas.microsoft.com/office/word/2023/wordml/word16du" xmlns:w16sdtdh="http://schemas.microsoft.com/office/word/2020/wordml/sdtdatahash" xmlns:w16sdtfl="http://schemas.microsoft.com/office/word/2024/wordml/sdtformatlock" xmlns:w16se="http://schemas.microsoft.com/office/word/2015/wordml/symex" xmlns:wpg="http://schemas.microsoft.com/office/word/2010/wordprocessingGroup" xmlns:wpi="http://schemas.microsoft.com/office/word/2010/wordprocessingInk" xmlns:wne="http://schemas.microsoft.com/office/word/2006/wordml" xmlns:wps="http://schemas.microsoft.com/office/word/2010/wordprocessingShape" mc:Ignorable="w14 w15 w16se w16cid w16 w16cex w16sdtdh w16sdtfl w16du wp14">
   <w:abstractNum w:abstractNumId="0" w15:restartNumberingAfterBreak="0">
     <w:nsid w:val="01B36229"/>
     <w:multiLevelType w:val="hybridMultilevel"/>
@@ -9171,6 +9069,7 @@
   <w:style w:type="character" w:default="1" w:styleId="DefaultParagraphFont">
     <w:name w:val="Default Paragraph Font"/>
     <w:uiPriority w:val="1"/>
+    <w:semiHidden/>
     <w:unhideWhenUsed/>
   </w:style>
   <w:style w:type="table" w:default="1" w:styleId="TableNormal">
